--- a/por/docx/62.content.docx
+++ b/por/docx/62.content.docx
@@ -1984,7 +1984,7 @@
         <w:rPr>
           <w:lang w:val="pt_PT" w:bidi="pt_PT"/>
         </w:rPr>
-        <w:t xml:space="preserve"> É mentiroso quem diz: "Amo a Deus", mas odeia seu irmão. Pois quem não ama seu irmão, a quem vê, não pode amar a Deus, a quem não vê.</w:t>
+        <w:t xml:space="preserve"> É mentiroso quem diz: “Amo a Deus”, mas odeia seu irmão. Pois quem não ama seu irmão, a quem vê, não pode amar a Deus, a quem não vê.</w:t>
       </w:r>
     </w:p>
     <w:p>
